--- a/public/CVs/CV-Andre-Ximenes-desenvolvedor-fullstack.docx
+++ b/public/CVs/CV-Andre-Ximenes-desenvolvedor-fullstack.docx
@@ -1220,7 +1220,7 @@
           <w:szCs w:val="21"/>
           <w:rtl w:val="0"/>
         </w:rPr>
-        <w:t xml:space="preserve">Universidade Estadual do Vale do Acaraú</w:t>
+        <w:t xml:space="preserve">UniCesumar</w:t>
       </w:r>
       <w:r>
         <w:rPr>
@@ -1240,7 +1240,7 @@
           <w:szCs w:val="21"/>
           <w:rtl w:val="0"/>
         </w:rPr>
-        <w:t xml:space="preserve">Ciência da Computação</w:t>
+        <w:t xml:space="preserve">Análise e Desenvolvimento de Sistemas</w:t>
       </w:r>
       <w:r>
         <w:rPr>
@@ -1262,7 +1262,7 @@
           <w:szCs w:val="18"/>
           <w:rtl w:val="0"/>
         </w:rPr>
-        <w:t xml:space="preserve">Em andamento</w:t>
+        <w:t xml:space="preserve">2026 — Presente</w:t>
       </w:r>
       <w:r>
         <w:rPr>
